--- a/docs/clients/ss-traffic-2000-leads.docx
+++ b/docs/clients/ss-traffic-2000-leads.docx
@@ -353,43 +353,63 @@
               <w:jc w:val="left"/>
             </w:pPr>
             <w:r>
-              <w:t xml:space="preserve">VK Реклама (лид-формы/подписка)</w:t>
-            </w:r>
-          </w:p>
-        </w:tc>
-        <w:tc>
-          <w:tcPr/>
-          <w:p>
-            <w:pPr>
-              <w:pStyle w:val="Compact"/>
-              <w:jc w:val="left"/>
-            </w:pPr>
-            <w:r>
-              <w:t xml:space="preserve">в ₽, потенциально дёшево</w:t>
-            </w:r>
-          </w:p>
-        </w:tc>
-        <w:tc>
-          <w:tcPr/>
-          <w:p>
-            <w:pPr>
-              <w:pStyle w:val="Compact"/>
-              <w:jc w:val="left"/>
-            </w:pPr>
-            <w:r>
-              <w:t xml:space="preserve">средняя</w:t>
-            </w:r>
-          </w:p>
-        </w:tc>
-        <w:tc>
-          <w:tcPr/>
-          <w:p>
-            <w:pPr>
-              <w:pStyle w:val="Compact"/>
-              <w:jc w:val="left"/>
-            </w:pPr>
-            <w:r>
-              <w:t xml:space="preserve">ЗАБЛОКИРОВАН юридически: нужен кабинет от ИП МИГа (вопрос клиенту)</w:t>
+              <w:rPr>
+                <w:bCs/>
+                <w:b/>
+              </w:rPr>
+              <w:t xml:space="preserve">VK Реклама от ИП МИГа</w:t>
+            </w:r>
+            <w:r>
+              <w:t xml:space="preserve"> </w:t>
+            </w:r>
+            <w:r>
+              <w:t xml:space="preserve">(лид-формы, подписка на сообщество/бота)</w:t>
+            </w:r>
+          </w:p>
+        </w:tc>
+        <w:tc>
+          <w:tcPr/>
+          <w:p>
+            <w:pPr>
+              <w:pStyle w:val="Compact"/>
+              <w:jc w:val="left"/>
+            </w:pPr>
+            <w:r>
+              <w:t xml:space="preserve">в ₽; в образовании лиды часто дешевле TG</w:t>
+            </w:r>
+          </w:p>
+        </w:tc>
+        <w:tc>
+          <w:tcPr/>
+          <w:p>
+            <w:pPr>
+              <w:pStyle w:val="Compact"/>
+              <w:jc w:val="left"/>
+            </w:pPr>
+            <w:r>
+              <w:t xml:space="preserve">высокая: единственная соцсеть с полным охватом РФ</w:t>
+            </w:r>
+          </w:p>
+        </w:tc>
+        <w:tc>
+          <w:tcPr/>
+          <w:p>
+            <w:pPr>
+              <w:pStyle w:val="Compact"/>
+              <w:jc w:val="left"/>
+            </w:pPr>
+            <w:r>
+              <w:rPr>
+                <w:bCs/>
+                <w:b/>
+              </w:rPr>
+              <w:t xml:space="preserve">ОТКРЫТ (17.08): кабинет от ИП заведён — третье ядро машины.</w:t>
+            </w:r>
+            <w:r>
+              <w:t xml:space="preserve"> </w:t>
+            </w:r>
+            <w:r>
+              <w:t xml:space="preserve">Нужен доступ агентству</w:t>
             </w:r>
           </w:p>
         </w:tc>
@@ -560,16 +580,39 @@
           <w:bCs/>
           <w:b/>
         </w:rPr>
-        <w:t xml:space="preserve">машина = Telegram (посевы + TG Ads) → подписка в бота</w:t>
-      </w:r>
-      <w:r>
-        <w:t xml:space="preserve">.</w:t>
-      </w:r>
-      <w:r>
-        <w:t xml:space="preserve"> </w:t>
-      </w:r>
-      <w:r>
-        <w:t xml:space="preserve">Только там рынок подтверждает цену лида ≤2 € в нашей нише.</w:t>
+        <w:t xml:space="preserve">машина = Telegram (посевы + TG Ads) + VK от ИП МИГа →</w:t>
+      </w:r>
+      <w:r>
+        <w:rPr>
+          <w:bCs/>
+          <w:b/>
+        </w:rPr>
+        <w:t xml:space="preserve"> </w:t>
+      </w:r>
+      <w:r>
+        <w:rPr>
+          <w:bCs/>
+          <w:b/>
+        </w:rPr>
+        <w:t xml:space="preserve">подписка в бота / лид-форма VK.</w:t>
+      </w:r>
+      <w:r>
+        <w:t xml:space="preserve"> </w:t>
+      </w:r>
+      <w:r>
+        <w:t xml:space="preserve">Рынок подтверждает цену лида ≤2 €</w:t>
+      </w:r>
+      <w:r>
+        <w:t xml:space="preserve"> </w:t>
+      </w:r>
+      <w:r>
+        <w:t xml:space="preserve">в TG; VK в ₽ проверяем тестом — там аудитория РФ, которую Meta</w:t>
+      </w:r>
+      <w:r>
+        <w:t xml:space="preserve"> </w:t>
+      </w:r>
+      <w:r>
+        <w:t xml:space="preserve">не достаёт вообще.</w:t>
       </w:r>
     </w:p>
     <w:bookmarkEnd w:id="21"/>
@@ -812,19 +855,19 @@
               <w:jc w:val="left"/>
             </w:pPr>
             <w:r>
-              <w:t xml:space="preserve">Посевы: 8–10 каналов малыми чеками (30–70 €)</w:t>
-            </w:r>
-          </w:p>
-        </w:tc>
-        <w:tc>
-          <w:tcPr/>
-          <w:p>
-            <w:pPr>
-              <w:pStyle w:val="Compact"/>
-              <w:jc w:val="left"/>
-            </w:pPr>
-            <w:r>
-              <w:t xml:space="preserve">500 €</w:t>
+              <w:t xml:space="preserve">Посевы: 7–8 каналов малыми чеками (30–70 €)</w:t>
+            </w:r>
+          </w:p>
+        </w:tc>
+        <w:tc>
+          <w:tcPr/>
+          <w:p>
+            <w:pPr>
+              <w:pStyle w:val="Compact"/>
+              <w:jc w:val="left"/>
+            </w:pPr>
+            <w:r>
+              <w:t xml:space="preserve">400 €</w:t>
             </w:r>
           </w:p>
         </w:tc>
@@ -862,7 +905,7 @@
               <w:jc w:val="left"/>
             </w:pPr>
             <w:r>
-              <w:t xml:space="preserve">350 €</w:t>
+              <w:t xml:space="preserve">300 €</w:t>
             </w:r>
           </w:p>
         </w:tc>
@@ -888,6 +931,44 @@
               <w:jc w:val="left"/>
             </w:pPr>
             <w:r>
+              <w:t xml:space="preserve">VK Реклама от ИП: лид-формы + подписка (тест открыт 17.08)</w:t>
+            </w:r>
+          </w:p>
+        </w:tc>
+        <w:tc>
+          <w:tcPr/>
+          <w:p>
+            <w:pPr>
+              <w:pStyle w:val="Compact"/>
+              <w:jc w:val="left"/>
+            </w:pPr>
+            <w:r>
+              <w:t xml:space="preserve">200 €</w:t>
+            </w:r>
+          </w:p>
+        </w:tc>
+        <w:tc>
+          <w:tcPr/>
+          <w:p>
+            <w:pPr>
+              <w:pStyle w:val="Compact"/>
+              <w:jc w:val="left"/>
+            </w:pPr>
+            <w:r>
+              <w:t xml:space="preserve">цена лида ≤200 ₽ (~2 €); доля целевых ответов на квал-вопросы ≥50%</w:t>
+            </w:r>
+          </w:p>
+        </w:tc>
+      </w:tr>
+      <w:tr>
+        <w:tc>
+          <w:tcPr/>
+          <w:p>
+            <w:pPr>
+              <w:pStyle w:val="Compact"/>
+              <w:jc w:val="left"/>
+            </w:pPr>
+            <w:r>
               <w:t xml:space="preserve">Резерв теста / повтор лучшего</w:t>
             </w:r>
           </w:p>
@@ -900,7 +981,7 @@
               <w:jc w:val="left"/>
             </w:pPr>
             <w:r>
-              <w:t xml:space="preserve">150 €</w:t>
+              <w:t xml:space="preserve">100 €</w:t>
             </w:r>
           </w:p>
         </w:tc>
@@ -1156,13 +1237,13 @@
         <w:pStyle w:val="Compact"/>
       </w:pPr>
       <w:r>
-        <w:t xml:space="preserve">Маркировка: посевы и TG Ads на РФ — erid от ИП МИГа (имя/ИНН —</w:t>
-      </w:r>
-      <w:r>
-        <w:t xml:space="preserve"> </w:t>
-      </w:r>
-      <w:r>
-        <w:t xml:space="preserve">всё ещё открытый вопрос №7 в mig.md).</w:t>
+        <w:t xml:space="preserve">Маркировка: посевы и TG Ads на РФ — erid от ИП МИГа (имя/ИНН</w:t>
+      </w:r>
+      <w:r>
+        <w:t xml:space="preserve"> </w:t>
+      </w:r>
+      <w:r>
+        <w:t xml:space="preserve">всё ещё нужны — вопрос №7 в mig.md).</w:t>
       </w:r>
     </w:p>
     <w:p>
@@ -1174,7 +1255,13 @@
         <w:pStyle w:val="Compact"/>
       </w:pPr>
       <w:r>
-        <w:t xml:space="preserve">VK-кабинет от ИП — откроет второе дешёвое ядро (₽-лиды).</w:t>
+        <w:t xml:space="preserve">✅ VK-кабинет от ИП ОТКРЫТ (17.08) — осталось выдать агентству</w:t>
+      </w:r>
+      <w:r>
+        <w:t xml:space="preserve"> </w:t>
+      </w:r>
+      <w:r>
+        <w:t xml:space="preserve">доступ (роль с правом создания кампаний) + пиксель VK на сайт СС.</w:t>
       </w:r>
     </w:p>
     <w:p>

--- a/docs/clients/ss-traffic-2000-leads.docx
+++ b/docs/clients/ss-traffic-2000-leads.docx
@@ -34,13 +34,29 @@
         <w:t xml:space="preserve"> </w:t>
       </w:r>
       <w:r>
-        <w:t xml:space="preserve">из них 1 000 € — тесты. Цель: 20 оплат целевого тарифа.</w:t>
-      </w:r>
-      <w:r>
-        <w:t xml:space="preserve"> </w:t>
-      </w:r>
-      <w:r>
-        <w:t xml:space="preserve">(❓ уточнить: «тариф Профи» = Практик 1 659 € или Профессионал 3 299 €?)</w:t>
+        <w:t xml:space="preserve">из них 1 000 € — тесты. Цель: 20 оплат тарифа</w:t>
+      </w:r>
+      <w:r>
+        <w:t xml:space="preserve"> </w:t>
+      </w:r>
+      <w:r>
+        <w:rPr>
+          <w:bCs/>
+          <w:b/>
+        </w:rPr>
+        <w:t xml:space="preserve">«Практик»</w:t>
+      </w:r>
+      <w:r>
+        <w:t xml:space="preserve"> </w:t>
+      </w:r>
+      <w:r>
+        <w:t xml:space="preserve">(1 659 € ранний / 1 869 € обычный — подтверждено владельцем 17.08;</w:t>
+      </w:r>
+      <w:r>
+        <w:t xml:space="preserve"> </w:t>
+      </w:r>
+      <w:r>
+        <w:t xml:space="preserve">сходится с целью «20–60 Практиков» листа «0 Цели» мастер-таблицы).</w:t>
       </w:r>
     </w:p>
     <w:bookmarkStart w:id="20" w:name="проверка-математики-честно"/>
@@ -1183,13 +1199,7 @@
         <w:pStyle w:val="Compact"/>
       </w:pPr>
       <w:r>
-        <w:t xml:space="preserve">❓ «Тариф Профи» — Практик или Профессионал? (влияет на выручку,</w:t>
-      </w:r>
-      <w:r>
-        <w:t xml:space="preserve"> </w:t>
-      </w:r>
-      <w:r>
-        <w:t xml:space="preserve">не на механику).</w:t>
+        <w:t xml:space="preserve">✅ Целевой тариф подтверждён: «Практик» (17.08).</w:t>
       </w:r>
     </w:p>
     <w:p>

--- a/docs/clients/ss-traffic-2000-leads.docx
+++ b/docs/clients/ss-traffic-2000-leads.docx
@@ -1020,13 +1020,63 @@
         <w:pStyle w:val="BodyText"/>
       </w:pPr>
       <w:r>
-        <w:t xml:space="preserve">Решение после теста: каналы и объявления с ценой подписчика ≤2 € —</w:t>
-      </w:r>
-      <w:r>
-        <w:t xml:space="preserve"> </w:t>
-      </w:r>
-      <w:r>
-        <w:t xml:space="preserve">в масштаб; 2–3 € — переговоры/оптимизация; &gt;3 € — стоп.</w:t>
+        <w:t xml:space="preserve">⚠️ Комиссии считаем внутри KPI (поправка 17.08): TG Ads идёт через</w:t>
+      </w:r>
+      <w:r>
+        <w:t xml:space="preserve"> </w:t>
+      </w:r>
+      <w:r>
+        <w:t xml:space="preserve">реселлера — комиссия 10–20% + НДС 22% сверху бюджета (рынок:</w:t>
+      </w:r>
+      <w:r>
+        <w:t xml:space="preserve"> </w:t>
+      </w:r>
+      <w:r>
+        <w:t xml:space="preserve">eLama 10–15% по акции при старте до 31.08 и порог от 0 €; Magnetto</w:t>
+      </w:r>
+      <w:r>
+        <w:t xml:space="preserve"> </w:t>
+      </w:r>
+      <w:r>
+        <w:t xml:space="preserve">15% при депозите 500 €; Clickise для образования 25%). Прямой вход</w:t>
+      </w:r>
+      <w:r>
+        <w:t xml:space="preserve"> </w:t>
+      </w:r>
+      <w:r>
+        <w:t xml:space="preserve">в Telegram Ads без реселлера — от ~€2 млн, поэтому комиссия —</w:t>
+      </w:r>
+      <w:r>
+        <w:t xml:space="preserve"> </w:t>
+      </w:r>
+      <w:r>
+        <w:t xml:space="preserve">цена входа для всех. Все цены подписчика в тесте считаем ПО ПОЛНЫМ</w:t>
+      </w:r>
+      <w:r>
+        <w:t xml:space="preserve"> </w:t>
+      </w:r>
+      <w:r>
+        <w:t xml:space="preserve">затратам (бюджет × комиссия × НДС), иначе KPI врёт на ~40%.</w:t>
+      </w:r>
+      <w:r>
+        <w:t xml:space="preserve"> </w:t>
+      </w:r>
+      <w:r>
+        <w:t xml:space="preserve">Посевы и VK комиссий реселлера не несут.</w:t>
+      </w:r>
+    </w:p>
+    <w:p>
+      <w:pPr>
+        <w:pStyle w:val="BodyText"/>
+      </w:pPr>
+      <w:r>
+        <w:t xml:space="preserve">Решение после теста: каналы и объявления с ценой подписчика ≤2 €</w:t>
+      </w:r>
+      <w:r>
+        <w:t xml:space="preserve"> </w:t>
+      </w:r>
+      <w:r>
+        <w:t xml:space="preserve">(с комиссией!) — в масштаб; 2–3 € — переговоры/оптимизация; &gt;3 € — стоп.</w:t>
       </w:r>
       <w:r>
         <w:t xml:space="preserve"> </w:t>
